--- a/Coding 1 - year/Unit 4 - Loops and Iteration/Daily Lesson Plans/Word/Day 73.docx
+++ b/Coding 1 - year/Unit 4 - Loops and Iteration/Daily Lesson Plans/Word/Day 73.docx
@@ -50,12 +50,15 @@
               </w:rPr>
               <w:t xml:space="preserve">Coding I — Full Year</w:t>
             </w:r>
-          </w:p>
-          <w:p>
-            <w:pPr>
-              <w:spacing w:before="40"/>
-              <w:jc w:val="center"/>
-            </w:pPr>
+            <w:r>
+              <w:rPr>
+                <w:rFonts w:ascii="Arial" w:cs="Arial" w:eastAsia="Arial" w:hAnsi="Arial"/>
+                <w:sz w:val="16"/>
+                <w:szCs w:val="16"/>
+              </w:rPr>
+              <w:br/>
+              <w:t xml:space="preserve"/>
+            </w:r>
             <w:r>
               <w:rPr>
                 <w:rFonts w:ascii="Arial" w:cs="Arial" w:eastAsia="Arial" w:hAnsi="Arial"/>
@@ -83,7 +86,7 @@
           <w:rFonts w:ascii="Arial" w:cs="Arial" w:eastAsia="Arial" w:hAnsi="Arial"/>
           <w:b/>
           <w:bCs/>
-          <w:color w:val="1F3864"/>
+          <w:color w:val="2B5797"/>
           <w:sz w:val="32"/>
           <w:szCs w:val="32"/>
         </w:rPr>
@@ -261,9 +264,9 @@
               <w:right w:val="single" w:color="CCCCCC" w:sz="1"/>
             </w:tcBorders>
             <w:tcMar>
-              <w:top w:type="dxa" w:w="60"/>
+              <w:top w:type="dxa" w:w="80"/>
               <w:left w:type="dxa" w:w="120"/>
-              <w:bottom w:type="dxa" w:w="60"/>
+              <w:bottom w:type="dxa" w:w="80"/>
               <w:right w:type="dxa" w:w="120"/>
             </w:tcMar>
           </w:tcPr>
@@ -290,20 +293,213 @@
               <w:right w:val="single" w:color="CCCCCC" w:sz="1"/>
             </w:tcBorders>
             <w:tcMar>
-              <w:top w:type="dxa" w:w="60"/>
+              <w:top w:type="dxa" w:w="80"/>
               <w:left w:type="dxa" w:w="120"/>
-              <w:bottom w:type="dxa" w:w="60"/>
+              <w:bottom w:type="dxa" w:w="80"/>
               <w:right w:type="dxa" w:w="120"/>
             </w:tcMar>
           </w:tcPr>
           <w:p>
-            <w:r>
-              <w:rPr>
-                <w:rFonts w:ascii="Arial" w:cs="Arial" w:eastAsia="Arial" w:hAnsi="Arial"/>
-                <w:sz w:val="20"/>
-                <w:szCs w:val="20"/>
+            <w:pPr>
+              <w:spacing w:after="80" w:before="80"/>
+            </w:pPr>
+            <w:r>
+              <w:rPr>
+                <w:rFonts w:ascii="Arial" w:cs="Arial" w:eastAsia="Arial" w:hAnsi="Arial"/>
+                <w:b/>
+                <w:bCs/>
+                <w:i w:val="false"/>
+                <w:iCs w:val="false"/>
+                <w:color w:val="000000"/>
+                <w:sz w:val="22"/>
+                <w:szCs w:val="22"/>
               </w:rPr>
               <w:t xml:space="preserve">Bell Ringer / Review</w:t>
+            </w:r>
+            <w:r>
+              <w:rPr>
+                <w:rFonts w:ascii="Arial" w:cs="Arial" w:eastAsia="Arial" w:hAnsi="Arial"/>
+                <w:sz w:val="20"/>
+                <w:szCs w:val="20"/>
+              </w:rPr>
+              <w:br/>
+              <w:t xml:space="preserve"/>
+            </w:r>
+            <w:r>
+              <w:rPr>
+                <w:rFonts w:ascii="Arial" w:cs="Arial" w:eastAsia="Arial" w:hAnsi="Arial"/>
+                <w:sz w:val="20"/>
+                <w:szCs w:val="20"/>
+              </w:rPr>
+              <w:br/>
+              <w:t xml:space="preserve"/>
+            </w:r>
+            <w:r>
+              <w:rPr>
+                <w:rFonts w:ascii="Arial" w:cs="Arial" w:eastAsia="Arial" w:hAnsi="Arial"/>
+                <w:b/>
+                <w:bCs/>
+                <w:i w:val="false"/>
+                <w:iCs w:val="false"/>
+                <w:color w:val="000000"/>
+                <w:sz w:val="20"/>
+                <w:szCs w:val="20"/>
+              </w:rPr>
+              <w:t xml:space="preserve">Quick Write </w:t>
+            </w:r>
+            <w:r>
+              <w:rPr>
+                <w:rFonts w:ascii="Arial" w:cs="Arial" w:eastAsia="Arial" w:hAnsi="Arial"/>
+                <w:b w:val="false"/>
+                <w:bCs w:val="false"/>
+                <w:i w:val="false"/>
+                <w:iCs w:val="false"/>
+                <w:color w:val="000000"/>
+                <w:sz w:val="20"/>
+                <w:szCs w:val="20"/>
+              </w:rPr>
+              <w:t xml:space="preserve">(3 min — written or verbal):</w:t>
+            </w:r>
+            <w:r>
+              <w:rPr>
+                <w:rFonts w:ascii="Arial" w:cs="Arial" w:eastAsia="Arial" w:hAnsi="Arial"/>
+                <w:sz w:val="20"/>
+                <w:szCs w:val="20"/>
+              </w:rPr>
+              <w:br/>
+              <w:t xml:space="preserve"/>
+            </w:r>
+            <w:r>
+              <w:rPr>
+                <w:rFonts w:ascii="Arial" w:cs="Arial" w:eastAsia="Arial" w:hAnsi="Arial"/>
+                <w:b w:val="false"/>
+                <w:bCs w:val="false"/>
+                <w:i w:val="false"/>
+                <w:iCs w:val="false"/>
+                <w:color w:val="000000"/>
+                <w:sz w:val="20"/>
+                <w:szCs w:val="20"/>
+              </w:rPr>
+              <w:t xml:space="preserve">    What do you already know about how to use the accumulator pattern to calculate sums, products, counts, and other aggregate values?</w:t>
+            </w:r>
+            <w:r>
+              <w:rPr>
+                <w:rFonts w:ascii="Arial" w:cs="Arial" w:eastAsia="Arial" w:hAnsi="Arial"/>
+                <w:sz w:val="20"/>
+                <w:szCs w:val="20"/>
+              </w:rPr>
+              <w:br/>
+              <w:t xml:space="preserve"/>
+            </w:r>
+            <w:r>
+              <w:rPr>
+                <w:rFonts w:ascii="Arial" w:cs="Arial" w:eastAsia="Arial" w:hAnsi="Arial"/>
+                <w:sz w:val="20"/>
+                <w:szCs w:val="20"/>
+              </w:rPr>
+              <w:br/>
+              <w:t xml:space="preserve"/>
+            </w:r>
+            <w:r>
+              <w:rPr>
+                <w:rFonts w:ascii="Arial" w:cs="Arial" w:eastAsia="Arial" w:hAnsi="Arial"/>
+                <w:b/>
+                <w:bCs/>
+                <w:i w:val="false"/>
+                <w:iCs w:val="false"/>
+                <w:color w:val="000000"/>
+                <w:sz w:val="20"/>
+                <w:szCs w:val="20"/>
+              </w:rPr>
+              <w:t xml:space="preserve">Vocabulary Preview — </w:t>
+            </w:r>
+            <w:r>
+              <w:rPr>
+                <w:rFonts w:ascii="Arial" w:cs="Arial" w:eastAsia="Arial" w:hAnsi="Arial"/>
+                <w:b w:val="false"/>
+                <w:bCs w:val="false"/>
+                <w:i w:val="false"/>
+                <w:iCs w:val="false"/>
+                <w:color w:val="000000"/>
+                <w:sz w:val="20"/>
+                <w:szCs w:val="20"/>
+              </w:rPr>
+              <w:t xml:space="preserve">terms we'll use today:</w:t>
+            </w:r>
+            <w:r>
+              <w:rPr>
+                <w:rFonts w:ascii="Arial" w:cs="Arial" w:eastAsia="Arial" w:hAnsi="Arial"/>
+                <w:sz w:val="20"/>
+                <w:szCs w:val="20"/>
+              </w:rPr>
+              <w:br/>
+              <w:t xml:space="preserve"/>
+            </w:r>
+            <w:r>
+              <w:rPr>
+                <w:rFonts w:ascii="Arial" w:cs="Arial" w:eastAsia="Arial" w:hAnsi="Arial"/>
+                <w:b w:val="false"/>
+                <w:bCs w:val="false"/>
+                <w:i w:val="false"/>
+                <w:iCs w:val="false"/>
+                <w:color w:val="000000"/>
+                <w:sz w:val="20"/>
+                <w:szCs w:val="20"/>
+              </w:rPr>
+              <w:t xml:space="preserve">    • accumulator pattern   •   Basic Structure   •   Common accumulators   •   Sum   •   Product   •   Count</w:t>
+            </w:r>
+            <w:r>
+              <w:rPr>
+                <w:rFonts w:ascii="Arial" w:cs="Arial" w:eastAsia="Arial" w:hAnsi="Arial"/>
+                <w:sz w:val="20"/>
+                <w:szCs w:val="20"/>
+              </w:rPr>
+              <w:br/>
+              <w:t xml:space="preserve"/>
+            </w:r>
+            <w:r>
+              <w:rPr>
+                <w:rFonts w:ascii="Arial" w:cs="Arial" w:eastAsia="Arial" w:hAnsi="Arial"/>
+                <w:sz w:val="20"/>
+                <w:szCs w:val="20"/>
+              </w:rPr>
+              <w:br/>
+              <w:t xml:space="preserve"/>
+            </w:r>
+            <w:r>
+              <w:rPr>
+                <w:rFonts w:ascii="Arial" w:cs="Arial" w:eastAsia="Arial" w:hAnsi="Arial"/>
+                <w:b w:val="false"/>
+                <w:bCs w:val="false"/>
+                <w:i/>
+                <w:iCs/>
+                <w:color w:val="444444"/>
+                <w:sz w:val="20"/>
+                <w:szCs w:val="20"/>
+              </w:rPr>
+              <w:t xml:space="preserve">Today's Goal: By the end of class you will be able to use the accumulator pattern to calculate sums, products, counts, and other aggregate values.</w:t>
+            </w:r>
+            <w:r>
+              <w:rPr>
+                <w:rFonts w:ascii="Arial" w:cs="Arial" w:eastAsia="Arial" w:hAnsi="Arial"/>
+                <w:sz w:val="20"/>
+                <w:szCs w:val="20"/>
+              </w:rPr>
+              <w:br/>
+              <w:t xml:space="preserve"/>
+            </w:r>
+            <w:r>
+              <w:rPr>
+                <w:rFonts w:ascii="Arial" w:cs="Arial" w:eastAsia="Arial" w:hAnsi="Arial"/>
+                <w:b w:val="false"/>
+                <w:bCs w:val="false"/>
+                <w:i/>
+                <w:iCs/>
+                <w:color w:val="555555"/>
+                <w:sz w:val="20"/>
+                <w:szCs w:val="20"/>
+              </w:rPr>
+              <w:t xml:space="preserve">→ Pair-share your response, then 2–3 students share with the class.</w:t>
             </w:r>
           </w:p>
         </w:tc>
@@ -319,9 +515,9 @@
               <w:right w:val="single" w:color="CCCCCC" w:sz="1"/>
             </w:tcBorders>
             <w:tcMar>
-              <w:top w:type="dxa" w:w="60"/>
+              <w:top w:type="dxa" w:w="80"/>
               <w:left w:type="dxa" w:w="120"/>
-              <w:bottom w:type="dxa" w:w="60"/>
+              <w:bottom w:type="dxa" w:w="80"/>
               <w:right w:type="dxa" w:w="120"/>
             </w:tcMar>
           </w:tcPr>
@@ -348,20 +544,402 @@
               <w:right w:val="single" w:color="CCCCCC" w:sz="1"/>
             </w:tcBorders>
             <w:tcMar>
-              <w:top w:type="dxa" w:w="60"/>
+              <w:top w:type="dxa" w:w="80"/>
               <w:left w:type="dxa" w:w="120"/>
-              <w:bottom w:type="dxa" w:w="60"/>
+              <w:bottom w:type="dxa" w:w="80"/>
               <w:right w:type="dxa" w:w="120"/>
             </w:tcMar>
           </w:tcPr>
           <w:p>
-            <w:r>
-              <w:rPr>
-                <w:rFonts w:ascii="Arial" w:cs="Arial" w:eastAsia="Arial" w:hAnsi="Arial"/>
-                <w:sz w:val="20"/>
-                <w:szCs w:val="20"/>
-              </w:rPr>
-              <w:t xml:space="preserve">Mini Lesson: The Accumulator Pattern — Running Totals and Counting</w:t>
+            <w:pPr>
+              <w:spacing w:after="80" w:before="80"/>
+            </w:pPr>
+            <w:r>
+              <w:rPr>
+                <w:rFonts w:ascii="Arial" w:cs="Arial" w:eastAsia="Arial" w:hAnsi="Arial"/>
+                <w:b/>
+                <w:bCs/>
+                <w:i w:val="false"/>
+                <w:iCs w:val="false"/>
+                <w:color w:val="000000"/>
+                <w:sz w:val="22"/>
+                <w:szCs w:val="22"/>
+              </w:rPr>
+              <w:t xml:space="preserve">Mini Lesson: </w:t>
+            </w:r>
+            <w:r>
+              <w:rPr>
+                <w:rFonts w:ascii="Arial" w:cs="Arial" w:eastAsia="Arial" w:hAnsi="Arial"/>
+                <w:b w:val="false"/>
+                <w:bCs w:val="false"/>
+                <w:i w:val="false"/>
+                <w:iCs w:val="false"/>
+                <w:color w:val="000000"/>
+                <w:sz w:val="22"/>
+                <w:szCs w:val="22"/>
+              </w:rPr>
+              <w:t xml:space="preserve">The Accumulator Pattern — Running Totals and Counting</w:t>
+            </w:r>
+            <w:r>
+              <w:rPr>
+                <w:rFonts w:ascii="Arial" w:cs="Arial" w:eastAsia="Arial" w:hAnsi="Arial"/>
+                <w:sz w:val="20"/>
+                <w:szCs w:val="20"/>
+              </w:rPr>
+              <w:br/>
+              <w:t xml:space="preserve"/>
+            </w:r>
+            <w:r>
+              <w:rPr>
+                <w:rFonts w:ascii="Arial" w:cs="Arial" w:eastAsia="Arial" w:hAnsi="Arial"/>
+                <w:sz w:val="20"/>
+                <w:szCs w:val="20"/>
+              </w:rPr>
+              <w:br/>
+              <w:t xml:space="preserve"/>
+            </w:r>
+            <w:r>
+              <w:rPr>
+                <w:rFonts w:ascii="Arial" w:cs="Arial" w:eastAsia="Arial" w:hAnsi="Arial"/>
+                <w:b/>
+                <w:bCs/>
+                <w:i/>
+                <w:iCs/>
+                <w:color w:val="000000"/>
+                <w:sz w:val="20"/>
+                <w:szCs w:val="20"/>
+              </w:rPr>
+              <w:t xml:space="preserve">Learning Target: </w:t>
+            </w:r>
+            <w:r>
+              <w:rPr>
+                <w:rFonts w:ascii="Arial" w:cs="Arial" w:eastAsia="Arial" w:hAnsi="Arial"/>
+                <w:b w:val="false"/>
+                <w:bCs w:val="false"/>
+                <w:i/>
+                <w:iCs/>
+                <w:color w:val="333333"/>
+                <w:sz w:val="20"/>
+                <w:szCs w:val="20"/>
+              </w:rPr>
+              <w:t xml:space="preserve">I can use the accumulator pattern to calculate sums, products, counts, and other aggregate values.</w:t>
+            </w:r>
+            <w:r>
+              <w:rPr>
+                <w:rFonts w:ascii="Arial" w:cs="Arial" w:eastAsia="Arial" w:hAnsi="Arial"/>
+                <w:sz w:val="20"/>
+                <w:szCs w:val="20"/>
+              </w:rPr>
+              <w:br/>
+              <w:t xml:space="preserve"/>
+            </w:r>
+            <w:r>
+              <w:rPr>
+                <w:rFonts w:ascii="Arial" w:cs="Arial" w:eastAsia="Arial" w:hAnsi="Arial"/>
+                <w:sz w:val="20"/>
+                <w:szCs w:val="20"/>
+              </w:rPr>
+              <w:br/>
+              <w:t xml:space="preserve"/>
+            </w:r>
+            <w:r>
+              <w:rPr>
+                <w:rFonts w:ascii="Arial" w:cs="Arial" w:eastAsia="Arial" w:hAnsi="Arial"/>
+                <w:b w:val="false"/>
+                <w:bCs w:val="false"/>
+                <w:i w:val="false"/>
+                <w:iCs w:val="false"/>
+                <w:color w:val="000000"/>
+                <w:sz w:val="20"/>
+                <w:szCs w:val="20"/>
+              </w:rPr>
+              <w:t xml:space="preserve">The accumulator pattern uses a variable that collects or combines values as a loop iterates. It's one of the most powerful and common loop patterns in programming.</w:t>
+            </w:r>
+            <w:r>
+              <w:rPr>
+                <w:rFonts w:ascii="Arial" w:cs="Arial" w:eastAsia="Arial" w:hAnsi="Arial"/>
+                <w:sz w:val="20"/>
+                <w:szCs w:val="20"/>
+              </w:rPr>
+              <w:br/>
+              <w:t xml:space="preserve"/>
+            </w:r>
+            <w:r>
+              <w:rPr>
+                <w:rFonts w:ascii="Arial" w:cs="Arial" w:eastAsia="Arial" w:hAnsi="Arial"/>
+                <w:b w:val="false"/>
+                <w:bCs w:val="false"/>
+                <w:i w:val="false"/>
+                <w:iCs w:val="false"/>
+                <w:color w:val="000000"/>
+                <w:sz w:val="20"/>
+                <w:szCs w:val="20"/>
+              </w:rPr>
+              <w:t xml:space="preserve">Why it works: The accumulator retains its value after each iteration, growing with each new value.</w:t>
+            </w:r>
+            <w:r>
+              <w:rPr>
+                <w:rFonts w:ascii="Arial" w:cs="Arial" w:eastAsia="Arial" w:hAnsi="Arial"/>
+                <w:sz w:val="20"/>
+                <w:szCs w:val="20"/>
+              </w:rPr>
+              <w:br/>
+              <w:t xml:space="preserve"/>
+            </w:r>
+            <w:r>
+              <w:rPr>
+                <w:rFonts w:ascii="Arial" w:cs="Arial" w:eastAsia="Arial" w:hAnsi="Arial"/>
+                <w:sz w:val="20"/>
+                <w:szCs w:val="20"/>
+              </w:rPr>
+              <w:br/>
+              <w:t xml:space="preserve"/>
+            </w:r>
+            <w:r>
+              <w:rPr>
+                <w:rFonts w:ascii="Arial" w:cs="Arial" w:eastAsia="Arial" w:hAnsi="Arial"/>
+                <w:b/>
+                <w:bCs/>
+                <w:i w:val="false"/>
+                <w:iCs w:val="false"/>
+                <w:color w:val="000000"/>
+                <w:sz w:val="20"/>
+                <w:szCs w:val="20"/>
+              </w:rPr>
+              <w:t xml:space="preserve">Key Concepts:</w:t>
+            </w:r>
+            <w:r>
+              <w:rPr>
+                <w:rFonts w:ascii="Arial" w:cs="Arial" w:eastAsia="Arial" w:hAnsi="Arial"/>
+                <w:sz w:val="20"/>
+                <w:szCs w:val="20"/>
+              </w:rPr>
+              <w:br/>
+              <w:t xml:space="preserve"/>
+            </w:r>
+            <w:r>
+              <w:rPr>
+                <w:rFonts w:ascii="Arial" w:cs="Arial" w:eastAsia="Arial" w:hAnsi="Arial"/>
+                <w:b w:val="false"/>
+                <w:bCs w:val="false"/>
+                <w:i w:val="false"/>
+                <w:iCs w:val="false"/>
+                <w:color w:val="000000"/>
+                <w:sz w:val="20"/>
+                <w:szCs w:val="20"/>
+              </w:rPr>
+              <w:t xml:space="preserve">    • Sum: Start with 0, use += (addition)</w:t>
+            </w:r>
+            <w:r>
+              <w:rPr>
+                <w:rFonts w:ascii="Arial" w:cs="Arial" w:eastAsia="Arial" w:hAnsi="Arial"/>
+                <w:sz w:val="20"/>
+                <w:szCs w:val="20"/>
+              </w:rPr>
+              <w:br/>
+              <w:t xml:space="preserve"/>
+            </w:r>
+            <w:r>
+              <w:rPr>
+                <w:rFonts w:ascii="Arial" w:cs="Arial" w:eastAsia="Arial" w:hAnsi="Arial"/>
+                <w:b w:val="false"/>
+                <w:bCs w:val="false"/>
+                <w:i w:val="false"/>
+                <w:iCs w:val="false"/>
+                <w:color w:val="000000"/>
+                <w:sz w:val="20"/>
+                <w:szCs w:val="20"/>
+              </w:rPr>
+              <w:t xml:space="preserve">    • Product: Start with 1, use *= (multiplication)</w:t>
+            </w:r>
+            <w:r>
+              <w:rPr>
+                <w:rFonts w:ascii="Arial" w:cs="Arial" w:eastAsia="Arial" w:hAnsi="Arial"/>
+                <w:sz w:val="20"/>
+                <w:szCs w:val="20"/>
+              </w:rPr>
+              <w:br/>
+              <w:t xml:space="preserve"/>
+            </w:r>
+            <w:r>
+              <w:rPr>
+                <w:rFonts w:ascii="Arial" w:cs="Arial" w:eastAsia="Arial" w:hAnsi="Arial"/>
+                <w:b w:val="false"/>
+                <w:bCs w:val="false"/>
+                <w:i w:val="false"/>
+                <w:iCs w:val="false"/>
+                <w:color w:val="000000"/>
+                <w:sz w:val="20"/>
+                <w:szCs w:val="20"/>
+              </w:rPr>
+              <w:t xml:space="preserve">    • Count: Start with 0, use += 1 (increment)</w:t>
+            </w:r>
+            <w:r>
+              <w:rPr>
+                <w:rFonts w:ascii="Arial" w:cs="Arial" w:eastAsia="Arial" w:hAnsi="Arial"/>
+                <w:sz w:val="20"/>
+                <w:szCs w:val="20"/>
+              </w:rPr>
+              <w:br/>
+              <w:t xml:space="preserve"/>
+            </w:r>
+            <w:r>
+              <w:rPr>
+                <w:rFonts w:ascii="Arial" w:cs="Arial" w:eastAsia="Arial" w:hAnsi="Arial"/>
+                <w:b w:val="false"/>
+                <w:bCs w:val="false"/>
+                <w:i w:val="false"/>
+                <w:iCs w:val="false"/>
+                <w:color w:val="000000"/>
+                <w:sz w:val="20"/>
+                <w:szCs w:val="20"/>
+              </w:rPr>
+              <w:t xml:space="preserve">    • String concatenation: Start with "", use += (combine strings)</w:t>
+            </w:r>
+            <w:r>
+              <w:rPr>
+                <w:rFonts w:ascii="Arial" w:cs="Arial" w:eastAsia="Arial" w:hAnsi="Arial"/>
+                <w:sz w:val="20"/>
+                <w:szCs w:val="20"/>
+              </w:rPr>
+              <w:br/>
+              <w:t xml:space="preserve"/>
+            </w:r>
+            <w:r>
+              <w:rPr>
+                <w:rFonts w:ascii="Arial" w:cs="Arial" w:eastAsia="Arial" w:hAnsi="Arial"/>
+                <w:b w:val="false"/>
+                <w:bCs w:val="false"/>
+                <w:i w:val="false"/>
+                <w:iCs w:val="false"/>
+                <w:color w:val="000000"/>
+                <w:sz w:val="20"/>
+                <w:szCs w:val="20"/>
+              </w:rPr>
+              <w:t xml:space="preserve">    • Average: Accumulate sum and count, divide at the end</w:t>
+            </w:r>
+            <w:r>
+              <w:rPr>
+                <w:rFonts w:ascii="Arial" w:cs="Arial" w:eastAsia="Arial" w:hAnsi="Arial"/>
+                <w:sz w:val="20"/>
+                <w:szCs w:val="20"/>
+              </w:rPr>
+              <w:br/>
+              <w:t xml:space="preserve"/>
+            </w:r>
+            <w:r>
+              <w:rPr>
+                <w:rFonts w:ascii="Arial" w:cs="Arial" w:eastAsia="Arial" w:hAnsi="Arial"/>
+                <w:sz w:val="20"/>
+                <w:szCs w:val="20"/>
+              </w:rPr>
+              <w:br/>
+              <w:t xml:space="preserve"/>
+            </w:r>
+            <w:r>
+              <w:rPr>
+                <w:rFonts w:ascii="Arial" w:cs="Arial" w:eastAsia="Arial" w:hAnsi="Arial"/>
+                <w:b/>
+                <w:bCs/>
+                <w:i w:val="false"/>
+                <w:iCs w:val="false"/>
+                <w:color w:val="000000"/>
+                <w:sz w:val="20"/>
+                <w:szCs w:val="20"/>
+              </w:rPr>
+              <w:t xml:space="preserve">Vocabulary: </w:t>
+            </w:r>
+            <w:r>
+              <w:rPr>
+                <w:rFonts w:ascii="Arial" w:cs="Arial" w:eastAsia="Arial" w:hAnsi="Arial"/>
+                <w:b w:val="false"/>
+                <w:bCs w:val="false"/>
+                <w:i w:val="false"/>
+                <w:iCs w:val="false"/>
+                <w:color w:val="000000"/>
+                <w:sz w:val="20"/>
+                <w:szCs w:val="20"/>
+              </w:rPr>
+              <w:t xml:space="preserve">accumulator pattern, Basic Structure, Common accumulators, Sum, Product, Count</w:t>
+            </w:r>
+            <w:r>
+              <w:rPr>
+                <w:rFonts w:ascii="Arial" w:cs="Arial" w:eastAsia="Arial" w:hAnsi="Arial"/>
+                <w:sz w:val="20"/>
+                <w:szCs w:val="20"/>
+              </w:rPr>
+              <w:br/>
+              <w:t xml:space="preserve"/>
+            </w:r>
+            <w:r>
+              <w:rPr>
+                <w:rFonts w:ascii="Arial" w:cs="Arial" w:eastAsia="Arial" w:hAnsi="Arial"/>
+                <w:sz w:val="20"/>
+                <w:szCs w:val="20"/>
+              </w:rPr>
+              <w:br/>
+              <w:t xml:space="preserve"/>
+            </w:r>
+            <w:r>
+              <w:rPr>
+                <w:rFonts w:ascii="Arial" w:cs="Arial" w:eastAsia="Arial" w:hAnsi="Arial"/>
+                <w:b/>
+                <w:bCs/>
+                <w:i/>
+                <w:iCs/>
+                <w:color w:val="555555"/>
+                <w:sz w:val="20"/>
+                <w:szCs w:val="20"/>
+              </w:rPr>
+              <w:t xml:space="preserve">→ Live Demo — </w:t>
+            </w:r>
+            <w:r>
+              <w:rPr>
+                <w:rFonts w:ascii="Arial" w:cs="Arial" w:eastAsia="Arial" w:hAnsi="Arial"/>
+                <w:b w:val="false"/>
+                <w:bCs w:val="false"/>
+                <w:i/>
+                <w:iCs/>
+                <w:color w:val="555555"/>
+                <w:sz w:val="20"/>
+                <w:szCs w:val="20"/>
+              </w:rPr>
+              <w:t xml:space="preserve">type examples as students follow along in their own editor.</w:t>
+            </w:r>
+            <w:r>
+              <w:rPr>
+                <w:rFonts w:ascii="Arial" w:cs="Arial" w:eastAsia="Arial" w:hAnsi="Arial"/>
+                <w:sz w:val="20"/>
+                <w:szCs w:val="20"/>
+              </w:rPr>
+              <w:br/>
+              <w:t xml:space="preserve"/>
+            </w:r>
+            <w:r>
+              <w:rPr>
+                <w:rFonts w:ascii="Arial" w:cs="Arial" w:eastAsia="Arial" w:hAnsi="Arial"/>
+                <w:b/>
+                <w:bCs/>
+                <w:i/>
+                <w:iCs/>
+                <w:color w:val="555555"/>
+                <w:sz w:val="20"/>
+                <w:szCs w:val="20"/>
+              </w:rPr>
+              <w:t xml:space="preserve">→ Check for Understanding: </w:t>
+            </w:r>
+            <w:r>
+              <w:rPr>
+                <w:rFonts w:ascii="Arial" w:cs="Arial" w:eastAsia="Arial" w:hAnsi="Arial"/>
+                <w:b w:val="false"/>
+                <w:bCs w:val="false"/>
+                <w:i/>
+                <w:iCs/>
+                <w:color w:val="555555"/>
+                <w:sz w:val="20"/>
+                <w:szCs w:val="20"/>
+              </w:rPr>
+              <w:t xml:space="preserve">pause and cold-call: “Can someone explain what we just did in their own words?”</w:t>
             </w:r>
           </w:p>
         </w:tc>
@@ -377,9 +955,9 @@
               <w:right w:val="single" w:color="CCCCCC" w:sz="1"/>
             </w:tcBorders>
             <w:tcMar>
-              <w:top w:type="dxa" w:w="60"/>
+              <w:top w:type="dxa" w:w="80"/>
               <w:left w:type="dxa" w:w="120"/>
-              <w:bottom w:type="dxa" w:w="60"/>
+              <w:bottom w:type="dxa" w:w="80"/>
               <w:right w:type="dxa" w:w="120"/>
             </w:tcMar>
           </w:tcPr>
@@ -406,20 +984,90 @@
               <w:right w:val="single" w:color="CCCCCC" w:sz="1"/>
             </w:tcBorders>
             <w:tcMar>
-              <w:top w:type="dxa" w:w="60"/>
+              <w:top w:type="dxa" w:w="80"/>
               <w:left w:type="dxa" w:w="120"/>
-              <w:bottom w:type="dxa" w:w="60"/>
+              <w:bottom w:type="dxa" w:w="80"/>
               <w:right w:type="dxa" w:w="120"/>
             </w:tcMar>
           </w:tcPr>
           <w:p>
-            <w:r>
-              <w:rPr>
-                <w:rFonts w:ascii="Arial" w:cs="Arial" w:eastAsia="Arial" w:hAnsi="Arial"/>
-                <w:sz w:val="20"/>
-                <w:szCs w:val="20"/>
+            <w:pPr>
+              <w:spacing w:after="80" w:before="80"/>
+            </w:pPr>
+            <w:r>
+              <w:rPr>
+                <w:rFonts w:ascii="Arial" w:cs="Arial" w:eastAsia="Arial" w:hAnsi="Arial"/>
+                <w:b/>
+                <w:bCs/>
+                <w:i w:val="false"/>
+                <w:iCs w:val="false"/>
+                <w:color w:val="000000"/>
+                <w:sz w:val="22"/>
+                <w:szCs w:val="22"/>
               </w:rPr>
               <w:t xml:space="preserve">Guided Practice</w:t>
+            </w:r>
+            <w:r>
+              <w:rPr>
+                <w:rFonts w:ascii="Arial" w:cs="Arial" w:eastAsia="Arial" w:hAnsi="Arial"/>
+                <w:sz w:val="20"/>
+                <w:szCs w:val="20"/>
+              </w:rPr>
+              <w:br/>
+              <w:t xml:space="preserve"/>
+            </w:r>
+            <w:r>
+              <w:rPr>
+                <w:rFonts w:ascii="Arial" w:cs="Arial" w:eastAsia="Arial" w:hAnsi="Arial"/>
+                <w:sz w:val="20"/>
+                <w:szCs w:val="20"/>
+              </w:rPr>
+              <w:br/>
+              <w:t xml:space="preserve"/>
+            </w:r>
+            <w:r>
+              <w:rPr>
+                <w:rFonts w:ascii="Arial" w:cs="Arial" w:eastAsia="Arial" w:hAnsi="Arial"/>
+                <w:b w:val="false"/>
+                <w:bCs w:val="false"/>
+                <w:i w:val="false"/>
+                <w:iCs w:val="false"/>
+                <w:color w:val="000000"/>
+                <w:sz w:val="20"/>
+                <w:szCs w:val="20"/>
+              </w:rPr>
+              <w:t xml:space="preserve">Write a program that:</w:t>
+            </w:r>
+            <w:r>
+              <w:rPr>
+                <w:rFonts w:ascii="Arial" w:cs="Arial" w:eastAsia="Arial" w:hAnsi="Arial"/>
+                <w:sz w:val="20"/>
+                <w:szCs w:val="20"/>
+              </w:rPr>
+              <w:br/>
+              <w:t xml:space="preserve"/>
+            </w:r>
+            <w:r>
+              <w:rPr>
+                <w:rFonts w:ascii="Arial" w:cs="Arial" w:eastAsia="Arial" w:hAnsi="Arial"/>
+                <w:sz w:val="20"/>
+                <w:szCs w:val="20"/>
+              </w:rPr>
+              <w:br/>
+              <w:t xml:space="preserve"/>
+            </w:r>
+            <w:r>
+              <w:rPr>
+                <w:rFonts w:ascii="Arial" w:cs="Arial" w:eastAsia="Arial" w:hAnsi="Arial"/>
+                <w:b w:val="false"/>
+                <w:bCs w:val="false"/>
+                <w:i/>
+                <w:iCs/>
+                <w:color w:val="555555"/>
+                <w:sz w:val="20"/>
+                <w:szCs w:val="20"/>
+              </w:rPr>
+              <w:t xml:space="preserve">→ Teacher models — students try alongside, then compare results.</w:t>
             </w:r>
           </w:p>
         </w:tc>
@@ -435,9 +1083,9 @@
               <w:right w:val="single" w:color="CCCCCC" w:sz="1"/>
             </w:tcBorders>
             <w:tcMar>
-              <w:top w:type="dxa" w:w="60"/>
+              <w:top w:type="dxa" w:w="80"/>
               <w:left w:type="dxa" w:w="120"/>
-              <w:bottom w:type="dxa" w:w="60"/>
+              <w:bottom w:type="dxa" w:w="80"/>
               <w:right w:type="dxa" w:w="120"/>
             </w:tcMar>
           </w:tcPr>
@@ -450,7 +1098,7 @@
                 <w:sz w:val="20"/>
                 <w:szCs w:val="20"/>
               </w:rPr>
-              <w:t xml:space="preserve">15-20 min</w:t>
+              <w:t xml:space="preserve">15–20 min</w:t>
             </w:r>
           </w:p>
         </w:tc>
@@ -464,20 +1112,164 @@
               <w:right w:val="single" w:color="CCCCCC" w:sz="1"/>
             </w:tcBorders>
             <w:tcMar>
-              <w:top w:type="dxa" w:w="60"/>
+              <w:top w:type="dxa" w:w="80"/>
               <w:left w:type="dxa" w:w="120"/>
-              <w:bottom w:type="dxa" w:w="60"/>
+              <w:bottom w:type="dxa" w:w="80"/>
               <w:right w:type="dxa" w:w="120"/>
             </w:tcMar>
           </w:tcPr>
           <w:p>
-            <w:r>
-              <w:rPr>
-                <w:rFonts w:ascii="Arial" w:cs="Arial" w:eastAsia="Arial" w:hAnsi="Arial"/>
-                <w:sz w:val="20"/>
-                <w:szCs w:val="20"/>
+            <w:pPr>
+              <w:spacing w:after="80" w:before="80"/>
+            </w:pPr>
+            <w:r>
+              <w:rPr>
+                <w:rFonts w:ascii="Arial" w:cs="Arial" w:eastAsia="Arial" w:hAnsi="Arial"/>
+                <w:b/>
+                <w:bCs/>
+                <w:i w:val="false"/>
+                <w:iCs w:val="false"/>
+                <w:color w:val="000000"/>
+                <w:sz w:val="22"/>
+                <w:szCs w:val="22"/>
               </w:rPr>
               <w:t xml:space="preserve">Independent Practice / Code Along</w:t>
+            </w:r>
+            <w:r>
+              <w:rPr>
+                <w:rFonts w:ascii="Arial" w:cs="Arial" w:eastAsia="Arial" w:hAnsi="Arial"/>
+                <w:sz w:val="20"/>
+                <w:szCs w:val="20"/>
+              </w:rPr>
+              <w:br/>
+              <w:t xml:space="preserve"/>
+            </w:r>
+            <w:r>
+              <w:rPr>
+                <w:rFonts w:ascii="Arial" w:cs="Arial" w:eastAsia="Arial" w:hAnsi="Arial"/>
+                <w:b/>
+                <w:bCs/>
+                <w:i w:val="false"/>
+                <w:iCs w:val="false"/>
+                <w:color w:val="000000"/>
+                <w:sz w:val="20"/>
+                <w:szCs w:val="20"/>
+              </w:rPr>
+              <w:t xml:space="preserve">    Beginner: </w:t>
+            </w:r>
+            <w:r>
+              <w:rPr>
+                <w:rFonts w:ascii="Arial" w:cs="Arial" w:eastAsia="Arial" w:hAnsi="Arial"/>
+                <w:b w:val="false"/>
+                <w:bCs w:val="false"/>
+                <w:i w:val="false"/>
+                <w:iCs w:val="false"/>
+                <w:color w:val="000000"/>
+                <w:sz w:val="20"/>
+                <w:szCs w:val="20"/>
+              </w:rPr>
+              <w:t xml:space="preserve">Write a loop that calculates the sum of all numbers from 1 to 100. Print the result.</w:t>
+            </w:r>
+            <w:r>
+              <w:rPr>
+                <w:rFonts w:ascii="Arial" w:cs="Arial" w:eastAsia="Arial" w:hAnsi="Arial"/>
+                <w:sz w:val="20"/>
+                <w:szCs w:val="20"/>
+              </w:rPr>
+              <w:br/>
+              <w:t xml:space="preserve"/>
+            </w:r>
+            <w:r>
+              <w:rPr>
+                <w:rFonts w:ascii="Arial" w:cs="Arial" w:eastAsia="Arial" w:hAnsi="Arial"/>
+                <w:b/>
+                <w:bCs/>
+                <w:i w:val="false"/>
+                <w:iCs w:val="false"/>
+                <w:color w:val="000000"/>
+                <w:sz w:val="20"/>
+                <w:szCs w:val="20"/>
+              </w:rPr>
+              <w:t xml:space="preserve">    Intermediate: </w:t>
+            </w:r>
+            <w:r>
+              <w:rPr>
+                <w:rFonts w:ascii="Arial" w:cs="Arial" w:eastAsia="Arial" w:hAnsi="Arial"/>
+                <w:b w:val="false"/>
+                <w:bCs w:val="false"/>
+                <w:i w:val="false"/>
+                <w:iCs w:val="false"/>
+                <w:color w:val="000000"/>
+                <w:sz w:val="20"/>
+                <w:szCs w:val="20"/>
+              </w:rPr>
+              <w:t xml:space="preserve">Write a program that asks the user for words repeatedly until they enter "done". Count how many words were entered and print the count and t…</w:t>
+            </w:r>
+            <w:r>
+              <w:rPr>
+                <w:rFonts w:ascii="Arial" w:cs="Arial" w:eastAsia="Arial" w:hAnsi="Arial"/>
+                <w:sz w:val="20"/>
+                <w:szCs w:val="20"/>
+              </w:rPr>
+              <w:br/>
+              <w:t xml:space="preserve"/>
+            </w:r>
+            <w:r>
+              <w:rPr>
+                <w:rFonts w:ascii="Arial" w:cs="Arial" w:eastAsia="Arial" w:hAnsi="Arial"/>
+                <w:b/>
+                <w:bCs/>
+                <w:i w:val="false"/>
+                <w:iCs w:val="false"/>
+                <w:color w:val="000000"/>
+                <w:sz w:val="20"/>
+                <w:szCs w:val="20"/>
+              </w:rPr>
+              <w:t xml:space="preserve">    Challenge: </w:t>
+            </w:r>
+            <w:r>
+              <w:rPr>
+                <w:rFonts w:ascii="Arial" w:cs="Arial" w:eastAsia="Arial" w:hAnsi="Arial"/>
+                <w:b w:val="false"/>
+                <w:bCs w:val="false"/>
+                <w:i w:val="false"/>
+                <w:iCs w:val="false"/>
+                <w:color w:val="000000"/>
+                <w:sz w:val="20"/>
+                <w:szCs w:val="20"/>
+              </w:rPr>
+              <w:t xml:space="preserve">Write a program that asks the user for test scores until they enter -1. Calculate and print: - Sum of all scores - Count of scores - Average…</w:t>
+            </w:r>
+            <w:r>
+              <w:rPr>
+                <w:rFonts w:ascii="Arial" w:cs="Arial" w:eastAsia="Arial" w:hAnsi="Arial"/>
+                <w:sz w:val="20"/>
+                <w:szCs w:val="20"/>
+              </w:rPr>
+              <w:br/>
+              <w:t xml:space="preserve"/>
+            </w:r>
+            <w:r>
+              <w:rPr>
+                <w:rFonts w:ascii="Arial" w:cs="Arial" w:eastAsia="Arial" w:hAnsi="Arial"/>
+                <w:sz w:val="20"/>
+                <w:szCs w:val="20"/>
+              </w:rPr>
+              <w:br/>
+              <w:t xml:space="preserve"/>
+            </w:r>
+            <w:r>
+              <w:rPr>
+                <w:rFonts w:ascii="Arial" w:cs="Arial" w:eastAsia="Arial" w:hAnsi="Arial"/>
+                <w:b w:val="false"/>
+                <w:bCs w:val="false"/>
+                <w:i/>
+                <w:iCs/>
+                <w:color w:val="555555"/>
+                <w:sz w:val="20"/>
+                <w:szCs w:val="20"/>
+              </w:rPr>
+              <w:t xml:space="preserve">→ Teacher circulates — offer hints, check for understanding.</w:t>
             </w:r>
           </w:p>
         </w:tc>
@@ -493,9 +1285,9 @@
               <w:right w:val="single" w:color="CCCCCC" w:sz="1"/>
             </w:tcBorders>
             <w:tcMar>
-              <w:top w:type="dxa" w:w="60"/>
+              <w:top w:type="dxa" w:w="80"/>
               <w:left w:type="dxa" w:w="120"/>
-              <w:bottom w:type="dxa" w:w="60"/>
+              <w:bottom w:type="dxa" w:w="80"/>
               <w:right w:type="dxa" w:w="120"/>
             </w:tcMar>
           </w:tcPr>
@@ -522,20 +1314,90 @@
               <w:right w:val="single" w:color="CCCCCC" w:sz="1"/>
             </w:tcBorders>
             <w:tcMar>
-              <w:top w:type="dxa" w:w="60"/>
+              <w:top w:type="dxa" w:w="80"/>
               <w:left w:type="dxa" w:w="120"/>
-              <w:bottom w:type="dxa" w:w="60"/>
+              <w:bottom w:type="dxa" w:w="80"/>
               <w:right w:type="dxa" w:w="120"/>
             </w:tcMar>
           </w:tcPr>
           <w:p>
-            <w:r>
-              <w:rPr>
-                <w:rFonts w:ascii="Arial" w:cs="Arial" w:eastAsia="Arial" w:hAnsi="Arial"/>
-                <w:sz w:val="20"/>
-                <w:szCs w:val="20"/>
+            <w:pPr>
+              <w:spacing w:after="80" w:before="80"/>
+            </w:pPr>
+            <w:r>
+              <w:rPr>
+                <w:rFonts w:ascii="Arial" w:cs="Arial" w:eastAsia="Arial" w:hAnsi="Arial"/>
+                <w:b/>
+                <w:bCs/>
+                <w:i w:val="false"/>
+                <w:iCs w:val="false"/>
+                <w:color w:val="000000"/>
+                <w:sz w:val="22"/>
+                <w:szCs w:val="22"/>
               </w:rPr>
               <w:t xml:space="preserve">Exit Ticket / Wrap-Up</w:t>
+            </w:r>
+            <w:r>
+              <w:rPr>
+                <w:rFonts w:ascii="Arial" w:cs="Arial" w:eastAsia="Arial" w:hAnsi="Arial"/>
+                <w:sz w:val="20"/>
+                <w:szCs w:val="20"/>
+              </w:rPr>
+              <w:br/>
+              <w:t xml:space="preserve"/>
+            </w:r>
+            <w:r>
+              <w:rPr>
+                <w:rFonts w:ascii="Arial" w:cs="Arial" w:eastAsia="Arial" w:hAnsi="Arial"/>
+                <w:sz w:val="20"/>
+                <w:szCs w:val="20"/>
+              </w:rPr>
+              <w:br/>
+              <w:t xml:space="preserve"/>
+            </w:r>
+            <w:r>
+              <w:rPr>
+                <w:rFonts w:ascii="Arial" w:cs="Arial" w:eastAsia="Arial" w:hAnsi="Arial"/>
+                <w:b w:val="false"/>
+                <w:bCs w:val="false"/>
+                <w:i w:val="false"/>
+                <w:iCs w:val="false"/>
+                <w:color w:val="000000"/>
+                <w:sz w:val="20"/>
+                <w:szCs w:val="20"/>
+              </w:rPr>
+              <w:t xml:space="preserve">Quick Check: Use the accumulator pattern to calculate sums, products, counts, and other aggregate values?</w:t>
+            </w:r>
+            <w:r>
+              <w:rPr>
+                <w:rFonts w:ascii="Arial" w:cs="Arial" w:eastAsia="Arial" w:hAnsi="Arial"/>
+                <w:sz w:val="20"/>
+                <w:szCs w:val="20"/>
+              </w:rPr>
+              <w:br/>
+              <w:t xml:space="preserve"/>
+            </w:r>
+            <w:r>
+              <w:rPr>
+                <w:rFonts w:ascii="Arial" w:cs="Arial" w:eastAsia="Arial" w:hAnsi="Arial"/>
+                <w:sz w:val="20"/>
+                <w:szCs w:val="20"/>
+              </w:rPr>
+              <w:br/>
+              <w:t xml:space="preserve"/>
+            </w:r>
+            <w:r>
+              <w:rPr>
+                <w:rFonts w:ascii="Arial" w:cs="Arial" w:eastAsia="Arial" w:hAnsi="Arial"/>
+                <w:b w:val="false"/>
+                <w:bCs w:val="false"/>
+                <w:i/>
+                <w:iCs/>
+                <w:color w:val="555555"/>
+                <w:sz w:val="20"/>
+                <w:szCs w:val="20"/>
+              </w:rPr>
+              <w:t xml:space="preserve">→ 3–2–1: Name 3 things learned, 2 new vocab words, 1 question you still have.</w:t>
             </w:r>
           </w:p>
         </w:tc>
@@ -836,19 +1698,6 @@
               <w:t xml:space="preserve">    accumulator = accumulator operator value  # Combine</w:t>
             </w:r>
           </w:p>
-          <w:p>
-            <w:pPr>
-              <w:spacing w:after="20"/>
-            </w:pPr>
-            <w:r>
-              <w:rPr>
-                <w:rFonts w:ascii="Courier New" w:cs="Courier New" w:eastAsia="Courier New" w:hAnsi="Courier New"/>
-                <w:sz w:val="18"/>
-                <w:szCs w:val="18"/>
-              </w:rPr>
-              <w:t xml:space="preserve"># accumulator now holds the result</w:t>
-            </w:r>
-          </w:p>
         </w:tc>
       </w:tr>
     </w:tbl>
@@ -900,19 +1749,6 @@
                 <w:sz w:val="18"/>
                 <w:szCs w:val="18"/>
               </w:rPr>
-              <w:t xml:space="preserve"># Example 1: Sum of numbers</w:t>
-            </w:r>
-          </w:p>
-          <w:p>
-            <w:pPr>
-              <w:spacing w:after="20"/>
-            </w:pPr>
-            <w:r>
-              <w:rPr>
-                <w:rFonts w:ascii="Courier New" w:cs="Courier New" w:eastAsia="Courier New" w:hAnsi="Courier New"/>
-                <w:sz w:val="18"/>
-                <w:szCs w:val="18"/>
-              </w:rPr>
               <w:t xml:space="preserve">print("Sum example:")</w:t>
             </w:r>
           </w:p>
@@ -1030,7 +1866,7 @@
                 <w:sz w:val="18"/>
                 <w:szCs w:val="18"/>
               </w:rPr>
-              <w:t xml:space="preserve"># Example 2: Product (factorial-like)</w:t>
+              <w:t xml:space="preserve"> </w:t>
             </w:r>
           </w:p>
           <w:p>
@@ -1160,7 +1996,7 @@
                 <w:sz w:val="18"/>
                 <w:szCs w:val="18"/>
               </w:rPr>
-              <w:t xml:space="preserve"># Example 3: Counting occurrences</w:t>
+              <w:t xml:space="preserve"> </w:t>
             </w:r>
           </w:p>
           <w:p>
@@ -1264,7 +2100,7 @@
                 <w:sz w:val="18"/>
                 <w:szCs w:val="18"/>
               </w:rPr>
-              <w:t xml:space="preserve"># Example 4: Building a string</w:t>
+              <w:t xml:space="preserve"> </w:t>
             </w:r>
           </w:p>
           <w:p>
@@ -1342,7 +2178,7 @@
                 <w:sz w:val="18"/>
                 <w:szCs w:val="18"/>
               </w:rPr>
-              <w:t xml:space="preserve"># Example 5: Average (accumulator with count)</w:t>
+              <w:t xml:space="preserve"> </w:t>
             </w:r>
           </w:p>
           <w:p>
@@ -1539,19 +2375,6 @@
                 <w:sz w:val="18"/>
                 <w:szCs w:val="18"/>
               </w:rPr>
-              <w:t xml:space="preserve"># Starter code</w:t>
-            </w:r>
-          </w:p>
-          <w:p>
-            <w:pPr>
-              <w:spacing w:after="20"/>
-            </w:pPr>
-            <w:r>
-              <w:rPr>
-                <w:rFonts w:ascii="Courier New" w:cs="Courier New" w:eastAsia="Courier New" w:hAnsi="Courier New"/>
-                <w:sz w:val="18"/>
-                <w:szCs w:val="18"/>
-              </w:rPr>
               <w:t xml:space="preserve">total = 0</w:t>
             </w:r>
           </w:p>
@@ -1645,19 +2468,6 @@
                 <w:sz w:val="18"/>
                 <w:szCs w:val="18"/>
               </w:rPr>
-              <w:t xml:space="preserve"># Problem 1 Example</w:t>
-            </w:r>
-          </w:p>
-          <w:p>
-            <w:pPr>
-              <w:spacing w:after="20"/>
-            </w:pPr>
-            <w:r>
-              <w:rPr>
-                <w:rFonts w:ascii="Courier New" w:cs="Courier New" w:eastAsia="Courier New" w:hAnsi="Courier New"/>
-                <w:sz w:val="18"/>
-                <w:szCs w:val="18"/>
-              </w:rPr>
               <w:t xml:space="preserve">total = 0</w:t>
             </w:r>
           </w:p>
@@ -1723,7 +2533,7 @@
                 <w:sz w:val="18"/>
                 <w:szCs w:val="18"/>
               </w:rPr>
-              <w:t xml:space="preserve"># Problem 2 Example</w:t>
+              <w:t xml:space="preserve"> </w:t>
             </w:r>
           </w:p>
           <w:p>
@@ -1879,7 +2689,7 @@
                 <w:sz w:val="18"/>
                 <w:szCs w:val="18"/>
               </w:rPr>
-              <w:t xml:space="preserve"># Problem 3 Example</w:t>
+              <w:t xml:space="preserve"> </w:t>
             </w:r>
           </w:p>
           <w:p>

--- a/Coding 1 - year/Unit 4 - Loops and Iteration/Daily Lesson Plans/Word/Day 73.docx
+++ b/Coding 1 - year/Unit 4 - Loops and Iteration/Daily Lesson Plans/Word/Day 73.docx
@@ -380,7 +380,7 @@
                 <w:sz w:val="20"/>
                 <w:szCs w:val="20"/>
               </w:rPr>
-              <w:t xml:space="preserve">    What do you already know about how to use the accumulator pattern to calculate sums, products, counts, and other aggregate values?</w:t>
+              <w:t xml:space="preserve">    Have you ever used the accumulator pattern before? Where might the accumulator pattern be useful in a real program?</w:t>
             </w:r>
             <w:r>
               <w:rPr>
@@ -477,7 +477,7 @@
                 <w:sz w:val="20"/>
                 <w:szCs w:val="20"/>
               </w:rPr>
-              <w:t xml:space="preserve">Today's Goal: By the end of class you will be able to use the accumulator pattern to calculate sums, products, counts, and other aggregate values.</w:t>
+              <w:t xml:space="preserve">Today’s Goal: By the end of class you will be able to use the accumulator pattern to calculate sums, products, counts, and other aggregate values.</w:t>
             </w:r>
             <w:r>
               <w:rPr>
@@ -1366,7 +1366,7 @@
                 <w:sz w:val="20"/>
                 <w:szCs w:val="20"/>
               </w:rPr>
-              <w:t xml:space="preserve">Quick Check: Use the accumulator pattern to calculate sums, products, counts, and other aggregate values?</w:t>
+              <w:t xml:space="preserve">Write the key syntax or steps for using the accumulator pattern. What's one mistake beginners commonly make?</w:t>
             </w:r>
             <w:r>
               <w:rPr>
